--- a/curriculos/Curriculo 015-02/microcurriculos/VII SEMESTRE/0150719_Electronica_III.docx
+++ b/curriculos/Curriculo 015-02/microcurriculos/VII SEMESTRE/0150719_Electronica_III.docx
@@ -1227,55 +1227,7 @@
               </w:rPr>
             </w:pPr>
             <w:r>
-              <w:t>Sistemas de numeración binario, octal, decimal y hexadecimal</w:t>
-            </w:r>
-          </w:p>
-          <w:p>
-            <w:pPr>
-              <w:rPr>
-                <w:i/>
-                <w:sz w:val="22"/>
-                <w:szCs w:val="22"/>
-              </w:rPr>
-            </w:pPr>
-            <w:r>
-              <w:t>Conversión entre bases</w:t>
-            </w:r>
-          </w:p>
-          <w:p>
-            <w:pPr>
-              <w:rPr>
-                <w:i/>
-                <w:sz w:val="22"/>
-                <w:szCs w:val="22"/>
-              </w:rPr>
-            </w:pPr>
-            <w:r>
-              <w:t>Aritmética binaria: suma, resta, complemento a uno y a dos</w:t>
-            </w:r>
-          </w:p>
-          <w:p>
-            <w:pPr>
-              <w:rPr>
-                <w:i/>
-                <w:sz w:val="22"/>
-                <w:szCs w:val="22"/>
-              </w:rPr>
-            </w:pPr>
-            <w:r>
-              <w:t>Códigos BCD, Gray, ASCII y de detección de errores</w:t>
-            </w:r>
-          </w:p>
-          <w:p>
-            <w:pPr>
-              <w:rPr>
-                <w:i/>
-                <w:sz w:val="22"/>
-                <w:szCs w:val="22"/>
-              </w:rPr>
-            </w:pPr>
-            <w:r>
-              <w:t>Representación de números con signo y punto flotante</w:t>
+              <w:t>[PENDIENTE - por diligenciar]</w:t>
             </w:r>
           </w:p>
         </w:tc>
@@ -1306,55 +1258,7 @@
               </w:rPr>
             </w:pPr>
             <w:r>
-              <w:t>Álgebra de Boole: postulados y teoremas</w:t>
-            </w:r>
-          </w:p>
-          <w:p>
-            <w:pPr>
-              <w:rPr>
-                <w:i/>
-                <w:sz w:val="22"/>
-                <w:szCs w:val="22"/>
-              </w:rPr>
-            </w:pPr>
-            <w:r>
-              <w:t>Compuertas lógicas AND, OR, NOT, NAND, NOR, XOR</w:t>
-            </w:r>
-          </w:p>
-          <w:p>
-            <w:pPr>
-              <w:rPr>
-                <w:i/>
-                <w:sz w:val="22"/>
-                <w:szCs w:val="22"/>
-              </w:rPr>
-            </w:pPr>
-            <w:r>
-              <w:t>Formas canónicas: suma de productos y producto de sumas</w:t>
-            </w:r>
-          </w:p>
-          <w:p>
-            <w:pPr>
-              <w:rPr>
-                <w:i/>
-                <w:sz w:val="22"/>
-                <w:szCs w:val="22"/>
-              </w:rPr>
-            </w:pPr>
-            <w:r>
-              <w:t>Simplificación por mapas de Karnaugh</w:t>
-            </w:r>
-          </w:p>
-          <w:p>
-            <w:pPr>
-              <w:rPr>
-                <w:i/>
-                <w:sz w:val="22"/>
-                <w:szCs w:val="22"/>
-              </w:rPr>
-            </w:pPr>
-            <w:r>
-              <w:t>Método de Quine-McCluskey</w:t>
+              <w:t>[PENDIENTE - por diligenciar]</w:t>
             </w:r>
           </w:p>
         </w:tc>
@@ -1385,55 +1289,7 @@
               </w:rPr>
             </w:pPr>
             <w:r>
-              <w:t>Codificadores y decodificadores</w:t>
-            </w:r>
-          </w:p>
-          <w:p>
-            <w:pPr>
-              <w:rPr>
-                <w:i/>
-                <w:sz w:val="22"/>
-                <w:szCs w:val="22"/>
-              </w:rPr>
-            </w:pPr>
-            <w:r>
-              <w:t>Multiplexores y demultiplexores</w:t>
-            </w:r>
-          </w:p>
-          <w:p>
-            <w:pPr>
-              <w:rPr>
-                <w:i/>
-                <w:sz w:val="22"/>
-                <w:szCs w:val="22"/>
-              </w:rPr>
-            </w:pPr>
-            <w:r>
-              <w:t>Comparadores de magnitud</w:t>
-            </w:r>
-          </w:p>
-          <w:p>
-            <w:pPr>
-              <w:rPr>
-                <w:i/>
-                <w:sz w:val="22"/>
-                <w:szCs w:val="22"/>
-              </w:rPr>
-            </w:pPr>
-            <w:r>
-              <w:t>Generadores y verificadores de paridad</w:t>
-            </w:r>
-          </w:p>
-          <w:p>
-            <w:pPr>
-              <w:rPr>
-                <w:i/>
-                <w:sz w:val="22"/>
-                <w:szCs w:val="22"/>
-              </w:rPr>
-            </w:pPr>
-            <w:r>
-              <w:t>Diseño de circuitos combinacionales a partir de especificaciones</w:t>
+              <w:t>[PENDIENTE - por diligenciar]</w:t>
             </w:r>
           </w:p>
         </w:tc>
@@ -1464,55 +1320,7 @@
               </w:rPr>
             </w:pPr>
             <w:r>
-              <w:t>Sumador medio y sumador completo</w:t>
-            </w:r>
-          </w:p>
-          <w:p>
-            <w:pPr>
-              <w:rPr>
-                <w:i/>
-                <w:sz w:val="22"/>
-                <w:szCs w:val="22"/>
-              </w:rPr>
-            </w:pPr>
-            <w:r>
-              <w:t>Sumador-restador en complemento a dos</w:t>
-            </w:r>
-          </w:p>
-          <w:p>
-            <w:pPr>
-              <w:rPr>
-                <w:i/>
-                <w:sz w:val="22"/>
-                <w:szCs w:val="22"/>
-              </w:rPr>
-            </w:pPr>
-            <w:r>
-              <w:t>Multiplicación y división binaria</w:t>
-            </w:r>
-          </w:p>
-          <w:p>
-            <w:pPr>
-              <w:rPr>
-                <w:i/>
-                <w:sz w:val="22"/>
-                <w:szCs w:val="22"/>
-              </w:rPr>
-            </w:pPr>
-            <w:r>
-              <w:t>Operaciones lógicas y desplazamientos</w:t>
-            </w:r>
-          </w:p>
-          <w:p>
-            <w:pPr>
-              <w:rPr>
-                <w:i/>
-                <w:sz w:val="22"/>
-                <w:szCs w:val="22"/>
-              </w:rPr>
-            </w:pPr>
-            <w:r>
-              <w:t>Estructura y diseño de una ALU elemental</w:t>
+              <w:t>[PENDIENTE - por diligenciar]</w:t>
             </w:r>
           </w:p>
         </w:tc>
@@ -1546,55 +1354,7 @@
               </w:rPr>
             </w:pPr>
             <w:r>
-              <w:t>Latches y flip-flops SR, D, JK y T</w:t>
-            </w:r>
-          </w:p>
-          <w:p>
-            <w:pPr>
-              <w:rPr>
-                <w:i/>
-                <w:sz w:val="22"/>
-                <w:szCs w:val="22"/>
-              </w:rPr>
-            </w:pPr>
-            <w:r>
-              <w:t>Registros de almacenamiento y de desplazamiento</w:t>
-            </w:r>
-          </w:p>
-          <w:p>
-            <w:pPr>
-              <w:rPr>
-                <w:i/>
-                <w:sz w:val="22"/>
-                <w:szCs w:val="22"/>
-              </w:rPr>
-            </w:pPr>
-            <w:r>
-              <w:t>Contadores asíncronos y síncronos</w:t>
-            </w:r>
-          </w:p>
-          <w:p>
-            <w:pPr>
-              <w:rPr>
-                <w:i/>
-                <w:sz w:val="22"/>
-                <w:szCs w:val="22"/>
-              </w:rPr>
-            </w:pPr>
-            <w:r>
-              <w:t>Máquinas de estado de Moore y de Mealy</w:t>
-            </w:r>
-          </w:p>
-          <w:p>
-            <w:pPr>
-              <w:rPr>
-                <w:i/>
-                <w:sz w:val="22"/>
-                <w:szCs w:val="22"/>
-              </w:rPr>
-            </w:pPr>
-            <w:r>
-              <w:t>Diagramas de estado y tablas de transición</w:t>
+              <w:t>[PENDIENTE - por diligenciar]</w:t>
             </w:r>
           </w:p>
         </w:tc>
@@ -1628,55 +1388,7 @@
               </w:rPr>
             </w:pPr>
             <w:r>
-              <w:t>Concepto de unidad de control microprogramada</w:t>
-            </w:r>
-          </w:p>
-          <w:p>
-            <w:pPr>
-              <w:rPr>
-                <w:i/>
-                <w:sz w:val="22"/>
-                <w:szCs w:val="22"/>
-              </w:rPr>
-            </w:pPr>
-            <w:r>
-              <w:t>Formato de la microinstrucción</w:t>
-            </w:r>
-          </w:p>
-          <w:p>
-            <w:pPr>
-              <w:rPr>
-                <w:i/>
-                <w:sz w:val="22"/>
-                <w:szCs w:val="22"/>
-              </w:rPr>
-            </w:pPr>
-            <w:r>
-              <w:t>Secuenciamiento del microprograma</w:t>
-            </w:r>
-          </w:p>
-          <w:p>
-            <w:pPr>
-              <w:rPr>
-                <w:i/>
-                <w:sz w:val="22"/>
-                <w:szCs w:val="22"/>
-              </w:rPr>
-            </w:pPr>
-            <w:r>
-              <w:t>Memoria de control y microensamblador</w:t>
-            </w:r>
-          </w:p>
-          <w:p>
-            <w:pPr>
-              <w:rPr>
-                <w:i/>
-                <w:sz w:val="22"/>
-                <w:szCs w:val="22"/>
-              </w:rPr>
-            </w:pPr>
-            <w:r>
-              <w:t>Comparación entre control cableado y microprogramado</w:t>
+              <w:t>[PENDIENTE - por diligenciar]</w:t>
             </w:r>
           </w:p>
         </w:tc>
@@ -1710,55 +1422,7 @@
               </w:rPr>
             </w:pPr>
             <w:r>
-              <w:t>Diseño e implementación de un contador programable</w:t>
-            </w:r>
-          </w:p>
-          <w:p>
-            <w:pPr>
-              <w:rPr>
-                <w:i/>
-                <w:sz w:val="22"/>
-                <w:szCs w:val="22"/>
-              </w:rPr>
-            </w:pPr>
-            <w:r>
-              <w:t>Diseño de una unidad aritmética elemental</w:t>
-            </w:r>
-          </w:p>
-          <w:p>
-            <w:pPr>
-              <w:rPr>
-                <w:i/>
-                <w:sz w:val="22"/>
-                <w:szCs w:val="22"/>
-              </w:rPr>
-            </w:pPr>
-            <w:r>
-              <w:t>Simulación con herramientas de diseño digital</w:t>
-            </w:r>
-          </w:p>
-          <w:p>
-            <w:pPr>
-              <w:rPr>
-                <w:i/>
-                <w:sz w:val="22"/>
-                <w:szCs w:val="22"/>
-              </w:rPr>
-            </w:pPr>
-            <w:r>
-              <w:t>Montaje en protoboard y verificación de resultados</w:t>
-            </w:r>
-          </w:p>
-          <w:p>
-            <w:pPr>
-              <w:rPr>
-                <w:i/>
-                <w:sz w:val="22"/>
-                <w:szCs w:val="22"/>
-              </w:rPr>
-            </w:pPr>
-            <w:r>
-              <w:t>Introducción a los dispositivos lógicos programables (PLD y FPGA)</w:t>
+              <w:t>[PENDIENTE - por diligenciar]</w:t>
             </w:r>
           </w:p>
         </w:tc>
@@ -1912,7 +1576,15 @@
         </w:tc>
       </w:tr>
     </w:tbl>
-    <w:p/>
+    <w:p>
+      <w:pPr>
+        <w:spacing w:before="0" w:after="0" w:line="20" w:lineRule="exact"/>
+        <w:rPr>
+          <w:sz w:val="2"/>
+          <w:szCs w:val="2"/>
+        </w:rPr>
+      </w:pPr>
+    </w:p>
     <w:sectPr>
       <w:headerReference w:type="default" r:id="rId8"/>
       <w:pgSz w:w="11900" w:h="16840"/>
